--- a/manuscript_v2/journal_package/article1_author_info.docx
+++ b/manuscript_v2/journal_package/article1_author_info.docx
@@ -51,7 +51,7 @@
         <w:pStyle w:val="BodyText"/>
       </w:pPr>
       <w:r>
-        <w:t xml:space="preserve">Город, страна, почтовый адрес с индексом: [ЗАПОЛНИТЬ]</w:t>
+        <w:t xml:space="preserve">Город, страна: Москва, Россия. Почтовый адрес с индексом: [ЗАПОЛНИТЬ]</w:t>
       </w:r>
     </w:p>
     <w:p>
